--- a/public/smart-police/forms/บันทึกชี้ตัวผู้ต้องหา.docx
+++ b/public/smart-police/forms/บันทึกชี้ตัวผู้ต้องหา.docx
@@ -4393,7 +4393,7 @@
         <w:szCs w:val="24"/>
         <w:cs/>
       </w:rPr>
-      <w:t>สอบสวน.</w:t>
+      <w:t/>
     </w:r>
     <w:r>
       <w:rPr>
@@ -4404,7 +4404,7 @@
         <w:sz w:val="24"/>
         <w:szCs w:val="24"/>
       </w:rPr>
-      <w:t>com</w:t>
+      <w:t/>
     </w:r>
   </w:p>
 </w:ftr>

--- a/public/smart-police/forms/บันทึกชี้ตัวผู้ต้องหา.docx
+++ b/public/smart-police/forms/บันทึกชี้ตัวผู้ต้องหา.docx
@@ -4257,7 +4257,7 @@
         <w:szCs w:val="32"/>
         <w:cs/>
       </w:rPr>
-      <w:t>(ส ๕๖ - ๒๕)</w:t>
+      <w:t/>
     </w:r>
   </w:p>
 </w:ftr>
@@ -4283,7 +4283,7 @@
         <w:szCs w:val="32"/>
         <w:cs/>
       </w:rPr>
-      <w:t>(ส ๕๖ - ๒๕)</w:t>
+      <w:t/>
     </w:r>
   </w:p>
 </w:ftr>
@@ -4311,7 +4311,7 @@
         <w:szCs w:val="32"/>
         <w:cs/>
       </w:rPr>
-      <w:t>(</w:t>
+      <w:t/>
     </w:r>
     <w:r>
       <w:rPr>
@@ -4321,7 +4321,7 @@
         <w:szCs w:val="32"/>
         <w:cs/>
       </w:rPr>
-      <w:t xml:space="preserve">ส ๕๖ </w:t>
+      <w:t xml:space="preserve"/>
     </w:r>
     <w:r>
       <w:rPr>
@@ -4331,7 +4331,7 @@
         <w:szCs w:val="32"/>
         <w:cs/>
       </w:rPr>
-      <w:t>–</w:t>
+      <w:t/>
     </w:r>
     <w:r>
       <w:rPr>
@@ -4341,7 +4341,7 @@
         <w:szCs w:val="32"/>
         <w:cs/>
       </w:rPr>
-      <w:t xml:space="preserve"> </w:t>
+      <w:t xml:space="preserve"/>
     </w:r>
     <w:r>
       <w:rPr>
@@ -4351,7 +4351,7 @@
         <w:szCs w:val="32"/>
         <w:cs/>
       </w:rPr>
-      <w:t>๒๕</w:t>
+      <w:t/>
     </w:r>
     <w:r>
       <w:rPr>
@@ -4361,7 +4361,7 @@
         <w:szCs w:val="32"/>
         <w:cs/>
       </w:rPr>
-      <w:t>)</w:t>
+      <w:t/>
     </w:r>
     <w:r>
       <w:rPr>
